--- a/src/PC_APP/CableJigTester_UserGuide.docx
+++ b/src/PC_APP/CableJigTester_UserGuide.docx
@@ -399,6 +399,326 @@
                 <w:szCs w:val="20"/>
               </w:rPr>
               <w:t xml:space="preserve">Released</w:t>
+            </w:r>
+          </w:p>
+        </w:tc>
+      </w:tr>
+    </w:tbl>
+    <w:p>
+      <w:pPr>
+        <w:spacing w:after="80" w:before="240"/>
+      </w:pPr>
+      <w:r>
+        <w:rPr>
+          <w:b/>
+          <w:bCs/>
+          <w:color w:val="1F3864"/>
+          <w:sz w:val="26"/>
+          <w:szCs w:val="26"/>
+        </w:rPr>
+        <w:t xml:space="preserve">Revision History</w:t>
+      </w:r>
+    </w:p>
+    <w:tbl>
+      <w:tblPr>
+        <w:tblW w:type="dxa" w:w="9360"/>
+        <w:tblBorders>
+          <w:top w:val="single" w:color="auto" w:sz="4"/>
+          <w:left w:val="single" w:color="auto" w:sz="4"/>
+          <w:bottom w:val="single" w:color="auto" w:sz="4"/>
+          <w:right w:val="single" w:color="auto" w:sz="4"/>
+          <w:insideH w:val="single" w:color="auto" w:sz="4"/>
+          <w:insideV w:val="single" w:color="auto" w:sz="4"/>
+        </w:tblBorders>
+      </w:tblPr>
+      <w:tblGrid>
+        <w:gridCol w:w="1100"/>
+        <w:gridCol w:w="1350"/>
+        <w:gridCol w:w="1450"/>
+        <w:gridCol w:w="5460"/>
+      </w:tblGrid>
+      <w:tr>
+        <w:tc>
+          <w:tcPr>
+            <w:tcW w:type="dxa" w:w="1100"/>
+            <w:shd w:fill="2E75B6" w:val="clear"/>
+            <w:tcMar>
+              <w:top w:type="dxa" w:w="40"/>
+              <w:left w:type="dxa" w:w="80"/>
+              <w:bottom w:type="dxa" w:w="40"/>
+              <w:right w:type="dxa" w:w="80"/>
+            </w:tcMar>
+          </w:tcPr>
+          <w:p>
+            <w:r>
+              <w:rPr>
+                <w:b/>
+                <w:bCs/>
+                <w:color w:val="FFFFFF"/>
+                <w:sz w:val="20"/>
+                <w:szCs w:val="20"/>
+              </w:rPr>
+              <w:t xml:space="preserve">Version</w:t>
+            </w:r>
+          </w:p>
+        </w:tc>
+        <w:tc>
+          <w:tcPr>
+            <w:tcW w:type="dxa" w:w="1350"/>
+            <w:shd w:fill="2E75B6" w:val="clear"/>
+            <w:tcMar>
+              <w:top w:type="dxa" w:w="40"/>
+              <w:left w:type="dxa" w:w="80"/>
+              <w:bottom w:type="dxa" w:w="40"/>
+              <w:right w:type="dxa" w:w="80"/>
+            </w:tcMar>
+          </w:tcPr>
+          <w:p>
+            <w:r>
+              <w:rPr>
+                <w:b/>
+                <w:bCs/>
+                <w:color w:val="FFFFFF"/>
+                <w:sz w:val="20"/>
+                <w:szCs w:val="20"/>
+              </w:rPr>
+              <w:t xml:space="preserve">Date</w:t>
+            </w:r>
+          </w:p>
+        </w:tc>
+        <w:tc>
+          <w:tcPr>
+            <w:tcW w:type="dxa" w:w="1450"/>
+            <w:shd w:fill="2E75B6" w:val="clear"/>
+            <w:tcMar>
+              <w:top w:type="dxa" w:w="40"/>
+              <w:left w:type="dxa" w:w="80"/>
+              <w:bottom w:type="dxa" w:w="40"/>
+              <w:right w:type="dxa" w:w="80"/>
+            </w:tcMar>
+          </w:tcPr>
+          <w:p>
+            <w:r>
+              <w:rPr>
+                <w:b/>
+                <w:bCs/>
+                <w:color w:val="FFFFFF"/>
+                <w:sz w:val="20"/>
+                <w:szCs w:val="20"/>
+              </w:rPr>
+              <w:t xml:space="preserve">Author</w:t>
+            </w:r>
+          </w:p>
+        </w:tc>
+        <w:tc>
+          <w:tcPr>
+            <w:tcW w:type="dxa" w:w="5460"/>
+            <w:shd w:fill="2E75B6" w:val="clear"/>
+            <w:tcMar>
+              <w:top w:type="dxa" w:w="40"/>
+              <w:left w:type="dxa" w:w="80"/>
+              <w:bottom w:type="dxa" w:w="40"/>
+              <w:right w:type="dxa" w:w="80"/>
+            </w:tcMar>
+          </w:tcPr>
+          <w:p>
+            <w:r>
+              <w:rPr>
+                <w:b/>
+                <w:bCs/>
+                <w:color w:val="FFFFFF"/>
+                <w:sz w:val="20"/>
+                <w:szCs w:val="20"/>
+              </w:rPr>
+              <w:t xml:space="preserve">Summary of Changes</w:t>
+            </w:r>
+          </w:p>
+        </w:tc>
+      </w:tr>
+      <w:tr>
+        <w:tc>
+          <w:tcPr>
+            <w:tcW w:type="dxa" w:w="1100"/>
+            <w:tcMar>
+              <w:top w:type="dxa" w:w="40"/>
+              <w:left w:type="dxa" w:w="80"/>
+              <w:bottom w:type="dxa" w:w="40"/>
+              <w:right w:type="dxa" w:w="80"/>
+            </w:tcMar>
+          </w:tcPr>
+          <w:p>
+            <w:r>
+              <w:rPr>
+                <w:b w:val="false"/>
+                <w:bCs w:val="false"/>
+                <w:color w:val="000000"/>
+                <w:sz w:val="20"/>
+                <w:szCs w:val="20"/>
+              </w:rPr>
+              <w:t xml:space="preserve">1.0</w:t>
+            </w:r>
+          </w:p>
+        </w:tc>
+        <w:tc>
+          <w:tcPr>
+            <w:tcW w:type="dxa" w:w="1350"/>
+            <w:tcMar>
+              <w:top w:type="dxa" w:w="40"/>
+              <w:left w:type="dxa" w:w="80"/>
+              <w:bottom w:type="dxa" w:w="40"/>
+              <w:right w:type="dxa" w:w="80"/>
+            </w:tcMar>
+          </w:tcPr>
+          <w:p>
+            <w:r>
+              <w:rPr>
+                <w:b w:val="false"/>
+                <w:bCs w:val="false"/>
+                <w:color w:val="000000"/>
+                <w:sz w:val="20"/>
+                <w:szCs w:val="20"/>
+              </w:rPr>
+              <w:t xml:space="preserve">2026-06-06</w:t>
+            </w:r>
+          </w:p>
+        </w:tc>
+        <w:tc>
+          <w:tcPr>
+            <w:tcW w:type="dxa" w:w="1450"/>
+            <w:tcMar>
+              <w:top w:type="dxa" w:w="40"/>
+              <w:left w:type="dxa" w:w="80"/>
+              <w:bottom w:type="dxa" w:w="40"/>
+              <w:right w:type="dxa" w:w="80"/>
+            </w:tcMar>
+          </w:tcPr>
+          <w:p>
+            <w:r>
+              <w:rPr>
+                <w:b w:val="false"/>
+                <w:bCs w:val="false"/>
+                <w:color w:val="000000"/>
+                <w:sz w:val="20"/>
+                <w:szCs w:val="20"/>
+              </w:rPr>
+              <w:t xml:space="preserve">NEU-PMC</w:t>
+            </w:r>
+          </w:p>
+        </w:tc>
+        <w:tc>
+          <w:tcPr>
+            <w:tcW w:type="dxa" w:w="5460"/>
+            <w:tcMar>
+              <w:top w:type="dxa" w:w="40"/>
+              <w:left w:type="dxa" w:w="80"/>
+              <w:bottom w:type="dxa" w:w="40"/>
+              <w:right w:type="dxa" w:w="80"/>
+            </w:tcMar>
+          </w:tcPr>
+          <w:p>
+            <w:r>
+              <w:rPr>
+                <w:b w:val="false"/>
+                <w:bCs w:val="false"/>
+                <w:color w:val="000000"/>
+                <w:sz w:val="20"/>
+                <w:szCs w:val="20"/>
+              </w:rPr>
+              <w:t xml:space="preserve">Initial release.</w:t>
+            </w:r>
+          </w:p>
+        </w:tc>
+      </w:tr>
+      <w:tr>
+        <w:tc>
+          <w:tcPr>
+            <w:tcW w:type="dxa" w:w="1100"/>
+            <w:tcMar>
+              <w:top w:type="dxa" w:w="40"/>
+              <w:left w:type="dxa" w:w="80"/>
+              <w:bottom w:type="dxa" w:w="40"/>
+              <w:right w:type="dxa" w:w="80"/>
+            </w:tcMar>
+          </w:tcPr>
+          <w:p>
+            <w:r>
+              <w:rPr>
+                <w:b w:val="false"/>
+                <w:bCs w:val="false"/>
+                <w:color w:val="000000"/>
+                <w:sz w:val="20"/>
+                <w:szCs w:val="20"/>
+              </w:rPr>
+              <w:t xml:space="preserve">1.1</w:t>
+            </w:r>
+          </w:p>
+        </w:tc>
+        <w:tc>
+          <w:tcPr>
+            <w:tcW w:type="dxa" w:w="1350"/>
+            <w:tcMar>
+              <w:top w:type="dxa" w:w="40"/>
+              <w:left w:type="dxa" w:w="80"/>
+              <w:bottom w:type="dxa" w:w="40"/>
+              <w:right w:type="dxa" w:w="80"/>
+            </w:tcMar>
+          </w:tcPr>
+          <w:p>
+            <w:r>
+              <w:rPr>
+                <w:b w:val="false"/>
+                <w:bCs w:val="false"/>
+                <w:color w:val="000000"/>
+                <w:sz w:val="20"/>
+                <w:szCs w:val="20"/>
+              </w:rPr>
+              <w:t xml:space="preserve">2026-07-18</w:t>
+            </w:r>
+          </w:p>
+        </w:tc>
+        <w:tc>
+          <w:tcPr>
+            <w:tcW w:type="dxa" w:w="1450"/>
+            <w:tcMar>
+              <w:top w:type="dxa" w:w="40"/>
+              <w:left w:type="dxa" w:w="80"/>
+              <w:bottom w:type="dxa" w:w="40"/>
+              <w:right w:type="dxa" w:w="80"/>
+            </w:tcMar>
+          </w:tcPr>
+          <w:p>
+            <w:r>
+              <w:rPr>
+                <w:b w:val="false"/>
+                <w:bCs w:val="false"/>
+                <w:color w:val="000000"/>
+                <w:sz w:val="20"/>
+                <w:szCs w:val="20"/>
+              </w:rPr>
+              <w:t xml:space="preserve">NEU-PMC</w:t>
+            </w:r>
+          </w:p>
+        </w:tc>
+        <w:tc>
+          <w:tcPr>
+            <w:tcW w:type="dxa" w:w="5460"/>
+            <w:tcMar>
+              <w:top w:type="dxa" w:w="40"/>
+              <w:left w:type="dxa" w:w="80"/>
+              <w:bottom w:type="dxa" w:w="40"/>
+              <w:right w:type="dxa" w:w="80"/>
+            </w:tcMar>
+          </w:tcPr>
+          <w:p>
+            <w:r>
+              <w:rPr>
+                <w:b w:val="false"/>
+                <w:bCs w:val="false"/>
+                <w:color w:val="000000"/>
+                <w:sz w:val="20"/>
+                <w:szCs w:val="20"/>
+              </w:rPr>
+              <w:t xml:space="preserve">Orientation-independent testing — a good cable passes whether inserted A→B or reversed B→A. Added cable profiles (learn &amp; save any cable type) and Raw capture mode with automatic net grouping. Excel report rebuilt from the template with full “All Borders”, firmware version, detected orientation on the PASS/FAIL badge, and four sheets (Test Report, Connection Map, Test History, Pin Map). Orientation-aware live connection view. Added standalone EXE build (build_exe.bat) and the NEU-PMC PTE LTD logo in the application and this guide.</w:t>
             </w:r>
           </w:p>
         </w:tc>
